--- a/Sprint20260921-20261002/HERO-69086_20260928_090032.docx
+++ b/Sprint20260921-20261002/HERO-69086_20260928_090032.docx
@@ -1647,216 +1647,6 @@
         <w:t>: Chrome, Firefox, Microsoft Edge</w:t>
       </w:r>
     </w:p>
-    <w:p>
-      <w:pPr>
-        <w:spacing w:before="200" w:after="120"/>
-      </w:pPr>
-      <w:r>
-        <w:rPr>
-          <w:rFonts w:ascii="Arial" w:hAnsi="Arial" w:eastAsia="Arial" w:cs="Arial"/>
-          <w:b/>
-          <w:color w:val="000000"/>
-          <w:sz w:val="26"/>
-          <w:u w:val="single"/>
-        </w:rPr>
-        <w:t>Appendix</w:t>
-      </w:r>
-    </w:p>
-    <w:p>
-      <w:pPr>
-        <w:spacing w:before="160" w:after="80"/>
-      </w:pPr>
-      <w:r>
-        <w:rPr>
-          <w:rFonts w:ascii="Arial" w:hAnsi="Arial" w:eastAsia="Arial" w:cs="Arial"/>
-          <w:b/>
-          <w:color w:val="001EFF"/>
-          <w:sz w:val="24"/>
-          <w:u w:val="none"/>
-        </w:rPr>
-        <w:t>Acceptance Criteria (from JIRA)</w:t>
-      </w:r>
-    </w:p>
-    <w:p>
-      <w:pPr>
-        <w:spacing w:before="0" w:after="80"/>
-      </w:pPr>
-      <w:r>
-        <w:rPr>
-          <w:rFonts w:ascii="Arial" w:hAnsi="Arial" w:eastAsia="Arial" w:cs="Arial"/>
-          <w:b w:val="0"/>
-          <w:color w:val="000000"/>
-          <w:sz w:val="20"/>
-          <w:u w:val="none"/>
-        </w:rPr>
-        <w:t>New Functions: [Jira-69086] BYOD Module - Takeaway Box Setting</w:t>
-      </w:r>
-    </w:p>
-    <w:p>
-      <w:pPr>
-        <w:spacing w:before="0" w:after="80"/>
-      </w:pPr>
-      <w:r>
-        <w:rPr>
-          <w:rFonts w:ascii="Arial" w:hAnsi="Arial" w:eastAsia="Arial" w:cs="Arial"/>
-          <w:b w:val="0"/>
-          <w:color w:val="000000"/>
-          <w:sz w:val="20"/>
-          <w:u w:val="none"/>
-        </w:rPr>
-        <w:t>Description:</w:t>
-      </w:r>
-    </w:p>
-    <w:p>
-      <w:pPr>
-        <w:spacing w:before="0" w:after="80"/>
-      </w:pPr>
-      <w:r>
-        <w:rPr>
-          <w:rFonts w:ascii="Arial" w:hAnsi="Arial" w:eastAsia="Arial" w:cs="Arial"/>
-          <w:b w:val="0"/>
-          <w:color w:val="000000"/>
-          <w:sz w:val="20"/>
-          <w:u w:val="none"/>
-        </w:rPr>
-        <w:t>Adds Takeaway Box Settings under BYOD Management.</w:t>
-      </w:r>
-    </w:p>
-    <w:p>
-      <w:pPr>
-        <w:spacing w:before="0" w:after="80"/>
-      </w:pPr>
-      <w:r>
-        <w:rPr>
-          <w:rFonts w:ascii="Arial" w:hAnsi="Arial" w:eastAsia="Arial" w:cs="Arial"/>
-          <w:b w:val="0"/>
-          <w:color w:val="000000"/>
-          <w:sz w:val="20"/>
-          <w:u w:val="none"/>
-        </w:rPr>
-        <w:t>Set one takeaway box item per outlet, then bind foods from that outlet's API menu. One food can belong to only one box.</w:t>
-      </w:r>
-    </w:p>
-    <w:p>
-      <w:pPr>
-        <w:spacing w:before="0" w:after="80"/>
-      </w:pPr>
-      <w:r>
-        <w:rPr>
-          <w:rFonts w:ascii="Arial" w:hAnsi="Arial" w:eastAsia="Arial" w:cs="Arial"/>
-          <w:b w:val="0"/>
-          <w:color w:val="000000"/>
-          <w:sz w:val="20"/>
-          <w:u w:val="none"/>
-        </w:rPr>
-        <w:t>The list is grouped by outlet, with edit, delete, search, and expand to show bound foods.</w:t>
-      </w:r>
-    </w:p>
-    <w:p>
-      <w:pPr>
-        <w:spacing w:before="0" w:after="80"/>
-      </w:pPr>
-      <w:r>
-        <w:rPr>
-          <w:rFonts w:ascii="Arial" w:hAnsi="Arial" w:eastAsia="Arial" w:cs="Arial"/>
-          <w:b w:val="0"/>
-          <w:color w:val="000000"/>
-          <w:sz w:val="20"/>
-          <w:u w:val="none"/>
-        </w:rPr>
-        <w:t>Setup:</w:t>
-      </w:r>
-    </w:p>
-    <w:p>
-      <w:pPr>
-        <w:spacing w:before="0" w:after="80"/>
-      </w:pPr>
-      <w:r>
-        <w:rPr>
-          <w:rFonts w:ascii="Arial" w:hAnsi="Arial" w:eastAsia="Arial" w:cs="Arial"/>
-          <w:b w:val="0"/>
-          <w:color w:val="000000"/>
-          <w:sz w:val="20"/>
-          <w:u w:val="none"/>
-        </w:rPr>
-        <w:t>Deploy HERO version 1.2.115.0.</w:t>
-      </w:r>
-    </w:p>
-    <w:p>
-      <w:pPr>
-        <w:spacing w:before="0" w:after="80"/>
-      </w:pPr>
-      <w:r>
-        <w:rPr>
-          <w:rFonts w:ascii="Arial" w:hAnsi="Arial" w:eastAsia="Arial" w:cs="Arial"/>
-          <w:b w:val="0"/>
-          <w:color w:val="000000"/>
-          <w:sz w:val="20"/>
-          <w:u w:val="none"/>
-        </w:rPr>
-        <w:t>Go to [BYOD Management &gt; Takeaway Box Settings].</w:t>
-      </w:r>
-    </w:p>
-    <w:p>
-      <w:pPr>
-        <w:spacing w:before="0" w:after="80"/>
-      </w:pPr>
-      <w:r>
-        <w:rPr>
-          <w:rFonts w:ascii="Arial" w:hAnsi="Arial" w:eastAsia="Arial" w:cs="Arial"/>
-          <w:b w:val="0"/>
-          <w:color w:val="000000"/>
-          <w:sz w:val="20"/>
-          <w:u w:val="none"/>
-        </w:rPr>
-        <w:t>On the listing page, click + beside the box name to show bound foods.</w:t>
-      </w:r>
-    </w:p>
-    <w:p>
-      <w:pPr>
-        <w:spacing w:before="0" w:after="80"/>
-      </w:pPr>
-      <w:r>
-        <w:rPr>
-          <w:rFonts w:ascii="Arial" w:hAnsi="Arial" w:eastAsia="Arial" w:cs="Arial"/>
-          <w:b w:val="0"/>
-          <w:color w:val="000000"/>
-          <w:sz w:val="20"/>
-          <w:u w:val="none"/>
-        </w:rPr>
-        <w:t>On the add page, select the outlet and the takeaway box item, then Save.</w:t>
-      </w:r>
-    </w:p>
-    <w:p>
-      <w:pPr>
-        <w:spacing w:before="0" w:after="80"/>
-      </w:pPr>
-      <w:r>
-        <w:rPr>
-          <w:rFonts w:ascii="Arial" w:hAnsi="Arial" w:eastAsia="Arial" w:cs="Arial"/>
-          <w:b w:val="0"/>
-          <w:color w:val="000000"/>
-          <w:sz w:val="20"/>
-          <w:u w:val="none"/>
-        </w:rPr>
-        <w:t>On the edit page, move foods between Available and Selected, then Save. Delete removes the box.</w:t>
-      </w:r>
-    </w:p>
-    <w:p>
-      <w:pPr>
-        <w:spacing w:before="0" w:after="80"/>
-      </w:pPr>
-      <w:r>
-        <w:rPr>
-          <w:rFonts w:ascii="Arial" w:hAnsi="Arial" w:eastAsia="Arial" w:cs="Arial"/>
-          <w:b w:val="0"/>
-          <w:color w:val="000000"/>
-          <w:sz w:val="20"/>
-          <w:u w:val="none"/>
-        </w:rPr>
-        <w:t>A new API is required to sync the takeaway box settings to OGS.</w:t>
-      </w:r>
-    </w:p>
     <w:sectPr>
       <w:pgSz w:w="12240" w:h="15840"/>
       <w:pgMar w:top="1440" w:right="1800" w:bottom="1440" w:left="1800" w:header="720" w:footer="720" w:gutter="0"/>
